--- a/lesson-33.docx
+++ b/lesson-33.docx
@@ -1807,6 +1807,16 @@
           <w:szCs w:val="24"/>
           <w:lang w:val="ru-RU"/>
         </w:rPr>
+        <w:t xml:space="preserve">- </w:t>
+      </w:r>
+      <w:r>
+        <w:rPr>
+          <w:rFonts w:ascii="Times New Roman" w:hAnsi="Times New Roman" w:cs="Times New Roman"/>
+          <w:i w:val="0"/>
+          <w:sz w:val="24"/>
+          <w:szCs w:val="24"/>
+          <w:lang w:val="ru-RU"/>
+        </w:rPr>
         <w:t>Какой красивый цветок!</w:t>
       </w:r>
       <w:r>
@@ -1827,6 +1837,16 @@
           <w:szCs w:val="24"/>
           <w:lang w:val="ru-RU"/>
         </w:rPr>
+        <w:t xml:space="preserve">- </w:t>
+      </w:r>
+      <w:r>
+        <w:rPr>
+          <w:rFonts w:ascii="Times New Roman" w:hAnsi="Times New Roman" w:cs="Times New Roman"/>
+          <w:i w:val="0"/>
+          <w:sz w:val="24"/>
+          <w:szCs w:val="24"/>
+          <w:lang w:val="ru-RU"/>
+        </w:rPr>
         <w:t>Опоздаю домой — жена убьет!</w:t>
       </w:r>
       <w:r>
@@ -1847,6 +1867,16 @@
           <w:szCs w:val="24"/>
           <w:lang w:val="ru-RU"/>
         </w:rPr>
+        <w:t xml:space="preserve">- </w:t>
+      </w:r>
+      <w:r>
+        <w:rPr>
+          <w:rFonts w:ascii="Times New Roman" w:hAnsi="Times New Roman" w:cs="Times New Roman"/>
+          <w:i w:val="0"/>
+          <w:sz w:val="24"/>
+          <w:szCs w:val="24"/>
+          <w:lang w:val="ru-RU"/>
+        </w:rPr>
         <w:t>Что там на ближнем востоке?</w:t>
       </w:r>
       <w:r>
@@ -1858,6 +1888,15 @@
           <w:lang w:val="ru-RU"/>
         </w:rPr>
         <w:br/>
+      </w:r>
+      <w:r>
+        <w:rPr>
+          <w:rFonts w:ascii="Times New Roman" w:hAnsi="Times New Roman" w:cs="Times New Roman"/>
+          <w:i w:val="0"/>
+          <w:sz w:val="24"/>
+          <w:szCs w:val="24"/>
+        </w:rPr>
+        <w:t xml:space="preserve">- </w:t>
       </w:r>
       <w:r>
         <w:rPr>
